--- a/dokumentacio/Projektbeszamolo_ZoldLepes.docx
+++ b/dokumentacio/Projektbeszamolo_ZoldLepes.docx
@@ -1,6 +1,6 @@
 
 <file path=word/document.xml><?xml version="1.0" encoding="utf-8"?>
-<w:document xmlns:wpc="http://schemas.microsoft.com/office/word/2010/wordprocessingCanvas" xmlns:cx="http://schemas.microsoft.com/office/drawing/2014/chartex" xmlns:cx1="http://schemas.microsoft.com/office/drawing/2015/9/8/chartex" xmlns:cx2="http://schemas.microsoft.com/office/drawing/2015/10/21/chartex" xmlns:cx3="http://schemas.microsoft.com/office/drawing/2016/5/9/chartex" xmlns:cx4="http://schemas.microsoft.com/office/drawing/2016/5/10/chartex" xmlns:cx5="http://schemas.microsoft.com/office/drawing/2016/5/11/chartex" xmlns:cx6="http://schemas.microsoft.com/office/drawing/2016/5/12/chartex" xmlns:cx7="http://schemas.microsoft.com/office/drawing/2016/5/13/chartex" xmlns:cx8="http://schemas.microsoft.com/office/drawing/2016/5/14/chartex" xmlns:mc="http://schemas.openxmlformats.org/markup-compatibility/2006" xmlns:aink="http://schemas.microsoft.com/office/drawing/2016/ink" xmlns:am3d="http://schemas.microsoft.com/office/drawing/2017/model3d" xmlns:o="urn:schemas-microsoft-com:office:office" xmlns:oel="http://schemas.microsoft.com/office/2019/extlst" xmlns:r="http://schemas.openxmlformats.org/officeDocument/2006/relationships" xmlns:m="http://schemas.openxmlformats.org/officeDocument/2006/math" xmlns:v="urn:schemas-microsoft-com:vml" xmlns:wp14="http://schemas.microsoft.com/office/word/2010/wordprocessingDrawing" xmlns:wp="http://schemas.openxmlformats.org/drawingml/2006/wordprocessingDrawing" xmlns:w10="urn:schemas-microsoft-com:office:word" xmlns:w="http://schemas.openxmlformats.org/wordprocessingml/2006/main" xmlns:w14="http://schemas.microsoft.com/office/word/2010/wordml" xmlns:w15="http://schemas.microsoft.com/office/word/2012/wordml" xmlns:w16cex="http://schemas.microsoft.com/office/word/2018/wordml/cex" xmlns:w16cid="http://schemas.microsoft.com/office/word/2016/wordml/cid" xmlns:w16="http://schemas.microsoft.com/office/word/2018/wordml" xmlns:w16du="http://schemas.microsoft.com/office/word/2023/wordml/word16du" xmlns:w16sdtdh="http://schemas.microsoft.com/office/word/2020/wordml/sdtdatahash" xmlns:w16sdtfl="http://schemas.microsoft.com/office/word/2024/wordml/sdtformatlock" xmlns:w16se="http://schemas.microsoft.com/office/word/2015/wordml/symex" xmlns:wpg="http://schemas.microsoft.com/office/word/2010/wordprocessingGroup" xmlns:wpi="http://schemas.microsoft.com/office/word/2010/wordprocessingInk" xmlns:wne="http://schemas.microsoft.com/office/word/2006/wordml" xmlns:wps="http://schemas.microsoft.com/office/word/2010/wordprocessingShape" mc:Ignorable="w14 w15 w16se w16cid w16 w16cex w16sdtdh w16sdtfl w16du wp14">
+<w:document xmlns:wpc="http://schemas.microsoft.com/office/word/2010/wordprocessingCanvas" xmlns:cx="http://schemas.microsoft.com/office/drawing/2014/chartex" xmlns:cx1="http://schemas.microsoft.com/office/drawing/2015/9/8/chartex" xmlns:cx2="http://schemas.microsoft.com/office/drawing/2015/10/21/chartex" xmlns:cx3="http://schemas.microsoft.com/office/drawing/2016/5/9/chartex" xmlns:cx4="http://schemas.microsoft.com/office/drawing/2016/5/10/chartex" xmlns:cx5="http://schemas.microsoft.com/office/drawing/2016/5/11/chartex" xmlns:cx6="http://schemas.microsoft.com/office/drawing/2016/5/12/chartex" xmlns:cx7="http://schemas.microsoft.com/office/drawing/2016/5/13/chartex" xmlns:cx8="http://schemas.microsoft.com/office/drawing/2016/5/14/chartex" xmlns:mc="http://schemas.openxmlformats.org/markup-compatibility/2006" xmlns:aink="http://schemas.microsoft.com/office/drawing/2016/ink" xmlns:am3d="http://schemas.microsoft.com/office/drawing/2017/model3d" xmlns:o="urn:schemas-microsoft-com:office:office" xmlns:oel="http://schemas.microsoft.com/office/2019/extlst" xmlns:r="http://schemas.openxmlformats.org/officeDocument/2006/relationships" xmlns:m="http://schemas.openxmlformats.org/officeDocument/2006/math" xmlns:v="urn:schemas-microsoft-com:vml" xmlns:wp14="http://schemas.microsoft.com/office/word/2010/wordprocessingDrawing" xmlns:wp="http://schemas.openxmlformats.org/drawingml/2006/wordprocessingDrawing" xmlns:w10="urn:schemas-microsoft-com:office:word" xmlns:w="http://schemas.openxmlformats.org/wordprocessingml/2006/main" xmlns:w14="http://schemas.microsoft.com/office/word/2010/wordml" xmlns:w15="http://schemas.microsoft.com/office/word/2012/wordml" xmlns:w16cei="http://schemas.microsoft.com/office/word/2026/wordml/cei" xmlns:w16cex="http://schemas.microsoft.com/office/word/2018/wordml/cex" xmlns:w16cid="http://schemas.microsoft.com/office/word/2016/wordml/cid" xmlns:w16="http://schemas.microsoft.com/office/word/2018/wordml" xmlns:w16du="http://schemas.microsoft.com/office/word/2023/wordml/word16du" xmlns:w16sdtdh="http://schemas.microsoft.com/office/word/2020/wordml/sdtdatahash" xmlns:w16sdtfl="http://schemas.microsoft.com/office/word/2024/wordml/sdtformatlock" xmlns:w16se="http://schemas.microsoft.com/office/word/2015/wordml/symex" xmlns:wpg="http://schemas.microsoft.com/office/word/2010/wordprocessingGroup" xmlns:wpi="http://schemas.microsoft.com/office/word/2010/wordprocessingInk" xmlns:wne="http://schemas.microsoft.com/office/word/2006/wordml" xmlns:wps="http://schemas.microsoft.com/office/word/2010/wordprocessingShape" mc:Ignorable="w14 w15 w16se w16cid w16 w16cex w16sdtdh w16sdtfl w16du wp14">
   <w:body>
     <w:p>
       <w:pPr>
@@ -30,97 +30,37 @@
           <w:b/>
         </w:rPr>
         <w:br/>
-      </w:r>
-      <w:proofErr w:type="spellStart"/>
-      <w:r>
-        <w:rPr>
-          <w:b/>
-        </w:rPr>
-        <w:t>Készítők</w:t>
-      </w:r>
-      <w:proofErr w:type="spellEnd"/>
-      <w:r>
-        <w:rPr>
-          <w:b/>
-        </w:rPr>
-        <w:t xml:space="preserve">: </w:t>
-      </w:r>
-      <w:proofErr w:type="spellStart"/>
-      <w:r>
-        <w:t>Szlifka</w:t>
-      </w:r>
-      <w:proofErr w:type="spellEnd"/>
-      <w:r>
-        <w:t xml:space="preserve"> Szilveszter</w:t>
+        <w:t xml:space="preserve">Készítők: </w:t>
       </w:r>
       <w:r>
-        <w:t xml:space="preserve"> (</w:t>
+        <w:t>Szlifka Szilveszter</w:t>
       </w:r>
-      <w:proofErr w:type="spellStart"/>
       <w:r>
-        <w:t>Projektgazda</w:t>
-      </w:r>
-      <w:proofErr w:type="spellEnd"/>
-      <w:r>
-        <w:t xml:space="preserve"> &amp; Frontend </w:t>
-      </w:r>
-      <w:proofErr w:type="spellStart"/>
-      <w:r>
-        <w:t>Fejlesztő</w:t>
-      </w:r>
-      <w:proofErr w:type="spellEnd"/>
-      <w:r>
-        <w:t xml:space="preserve">) </w:t>
-      </w:r>
-      <w:proofErr w:type="spellStart"/>
-      <w:r>
-        <w:t>és</w:t>
-      </w:r>
-      <w:proofErr w:type="spellEnd"/>
-      <w:r>
-        <w:t xml:space="preserve"> </w:t>
+        <w:t xml:space="preserve"> (Projektgazda &amp; Frontend Fejlesztő) és </w:t>
       </w:r>
       <w:r>
         <w:t>Nagy Dávid Viktor</w:t>
       </w:r>
       <w:r>
-        <w:t xml:space="preserve"> (</w:t>
-      </w:r>
-      <w:proofErr w:type="spellStart"/>
-      <w:r>
-        <w:t>Médiafelelős</w:t>
-      </w:r>
-      <w:proofErr w:type="spellEnd"/>
-      <w:r>
-        <w:t xml:space="preserve"> &amp; </w:t>
-      </w:r>
-      <w:proofErr w:type="spellStart"/>
-      <w:r>
-        <w:t>Prezentációkészítő</w:t>
-      </w:r>
-      <w:proofErr w:type="spellEnd"/>
-      <w:r>
-        <w:t>)</w:t>
+        <w:t xml:space="preserve"> (Médiafelelős &amp; Prezentációkészítő)</w:t>
       </w:r>
       <w:r>
         <w:br/>
       </w:r>
-      <w:proofErr w:type="spellStart"/>
       <w:r>
         <w:rPr>
           <w:b/>
         </w:rPr>
-        <w:t>Beadás</w:t>
-      </w:r>
-      <w:proofErr w:type="spellEnd"/>
-      <w:r>
-        <w:rPr>
-          <w:b/>
-        </w:rPr>
-        <w:t xml:space="preserve"> dátuma: </w:t>
+        <w:t xml:space="preserve">Beadás dátuma: </w:t>
       </w:r>
       <w:r>
-        <w:t>2026. augusztus 27.</w:t>
+        <w:t>2026. augusztus 2</w:t>
+      </w:r>
+      <w:r>
+        <w:t>8</w:t>
+      </w:r>
+      <w:r>
+        <w:t>.</w:t>
       </w:r>
       <w:r>
         <w:br/>
@@ -224,7 +164,13 @@
         <w:t xml:space="preserve">Prezentáció &amp; Média: </w:t>
       </w:r>
       <w:r>
-        <w:t>Microsoft PowerPoint (egyedi Diaminta / Slide Master szerkesztővel), CapCut/OBS (videóvágás és narráció).</w:t>
+        <w:t>Microsoft PowerPoint (egyedi Diaminta / Slide Master szerkesztővel), CapCut/OBS</w:t>
+      </w:r>
+      <w:r>
+        <w:t>/Sony Vegas Pro</w:t>
+      </w:r>
+      <w:r>
+        <w:t xml:space="preserve"> (videóvágás és narráció).</w:t>
       </w:r>
     </w:p>
     <w:p>
@@ -243,6 +189,24 @@
     </w:p>
     <w:p>
       <w:pPr>
+        <w:rPr>
+          <w:rFonts w:asciiTheme="majorHAnsi" w:eastAsiaTheme="majorEastAsia" w:hAnsiTheme="majorHAnsi" w:cstheme="majorBidi"/>
+          <w:b/>
+          <w:bCs/>
+          <w:color w:val="1E4620"/>
+          <w:sz w:val="28"/>
+          <w:szCs w:val="28"/>
+        </w:rPr>
+      </w:pPr>
+      <w:r>
+        <w:rPr>
+          <w:color w:val="1E4620"/>
+        </w:rPr>
+        <w:br w:type="page"/>
+      </w:r>
+    </w:p>
+    <w:p>
+      <w:pPr>
         <w:pStyle w:val="Cmsor1"/>
         <w:spacing w:before="280" w:after="120"/>
       </w:pPr>
@@ -250,6 +214,7 @@
         <w:rPr>
           <w:color w:val="1E4620"/>
         </w:rPr>
+        <w:lastRenderedPageBreak/>
         <w:t>3. Munkamegosztás és csoportmunka</w:t>
       </w:r>
     </w:p>
@@ -263,34 +228,11 @@
         <w:pStyle w:val="Cmsor2"/>
         <w:spacing w:before="280" w:after="120"/>
       </w:pPr>
-      <w:proofErr w:type="spellStart"/>
       <w:r>
         <w:rPr>
           <w:color w:val="2E7D32"/>
         </w:rPr>
-        <w:lastRenderedPageBreak/>
-        <w:t>Szlifka</w:t>
-      </w:r>
-      <w:proofErr w:type="spellEnd"/>
-      <w:r>
-        <w:rPr>
-          <w:color w:val="2E7D32"/>
-        </w:rPr>
-        <w:t xml:space="preserve"> Szilveszter (</w:t>
-      </w:r>
-      <w:proofErr w:type="spellStart"/>
-      <w:r>
-        <w:rPr>
-          <w:color w:val="2E7D32"/>
-        </w:rPr>
-        <w:t>Projektgazda</w:t>
-      </w:r>
-      <w:proofErr w:type="spellEnd"/>
-      <w:r>
-        <w:rPr>
-          <w:color w:val="2E7D32"/>
-        </w:rPr>
-        <w:t xml:space="preserve"> &amp; Frontend Fejlesztő):</w:t>
+        <w:t>Szlifka Szilveszter (Projektgazda &amp; Frontend Fejlesztő):</w:t>
       </w:r>
     </w:p>
     <w:p>
@@ -342,35 +284,7 @@
         <w:rPr>
           <w:color w:val="2E7D32"/>
         </w:rPr>
-        <w:t>Nagy Dávid Viktor (</w:t>
-      </w:r>
-      <w:proofErr w:type="spellStart"/>
-      <w:r>
-        <w:rPr>
-          <w:color w:val="2E7D32"/>
-        </w:rPr>
-        <w:t>Prezentációkészítő</w:t>
-      </w:r>
-      <w:proofErr w:type="spellEnd"/>
-      <w:r>
-        <w:rPr>
-          <w:color w:val="2E7D32"/>
-        </w:rPr>
-        <w:t xml:space="preserve"> &amp; </w:t>
-      </w:r>
-      <w:proofErr w:type="spellStart"/>
-      <w:r>
-        <w:rPr>
-          <w:color w:val="2E7D32"/>
-        </w:rPr>
-        <w:t>Médiafelelős</w:t>
-      </w:r>
-      <w:proofErr w:type="spellEnd"/>
-      <w:r>
-        <w:rPr>
-          <w:color w:val="2E7D32"/>
-        </w:rPr>
-        <w:t>):</w:t>
+        <w:t>Nagy Dávid Viktor (Prezentációkészítő &amp; Médiafelelős):</w:t>
       </w:r>
     </w:p>
     <w:p>
@@ -378,7 +292,13 @@
         <w:pStyle w:val="Felsorols"/>
       </w:pPr>
       <w:r>
-        <w:t>A minimum 10 diából álló, egyedi Diamintát (Slide Master) használó PowerPoint prezentáció elkészítése.</w:t>
+        <w:t>A minimum 1</w:t>
+      </w:r>
+      <w:r>
+        <w:t>0</w:t>
+      </w:r>
+      <w:r>
+        <w:t xml:space="preserve"> diából álló, egyedi Diamintát (Slide Master) használó PowerPoint prezentáció elkészítése.</w:t>
       </w:r>
     </w:p>
     <w:p>
@@ -497,6 +417,24 @@
     </w:p>
     <w:p>
       <w:pPr>
+        <w:rPr>
+          <w:rFonts w:asciiTheme="majorHAnsi" w:eastAsiaTheme="majorEastAsia" w:hAnsiTheme="majorHAnsi" w:cstheme="majorBidi"/>
+          <w:b/>
+          <w:bCs/>
+          <w:color w:val="1E4620"/>
+          <w:sz w:val="28"/>
+          <w:szCs w:val="28"/>
+        </w:rPr>
+      </w:pPr>
+      <w:r>
+        <w:rPr>
+          <w:color w:val="1E4620"/>
+        </w:rPr>
+        <w:br w:type="page"/>
+      </w:r>
+    </w:p>
+    <w:p>
+      <w:pPr>
         <w:pStyle w:val="Cmsor1"/>
         <w:spacing w:before="280" w:after="120"/>
       </w:pPr>
@@ -504,6 +442,7 @@
         <w:rPr>
           <w:color w:val="1E4620"/>
         </w:rPr>
+        <w:lastRenderedPageBreak/>
         <w:t>5. Felmerült problémák és megoldások</w:t>
       </w:r>
     </w:p>
@@ -539,39 +478,9 @@
         <w:t xml:space="preserve">Megoldás: </w:t>
       </w:r>
       <w:r>
-        <w:t xml:space="preserve">A Bootstrap img-fluid, object-fit: cover és a kártyákra alkalmazott h-100 flexbox osztályok </w:t>
-      </w:r>
-      <w:proofErr w:type="spellStart"/>
-      <w:r>
-        <w:t>használatával</w:t>
-      </w:r>
-      <w:proofErr w:type="spellEnd"/>
-      <w:r>
-        <w:t xml:space="preserve"> </w:t>
-      </w:r>
-      <w:proofErr w:type="spellStart"/>
-      <w:r>
-        <w:t>egységesítettuk</w:t>
-      </w:r>
-      <w:proofErr w:type="spellEnd"/>
-      <w:r>
-        <w:t xml:space="preserve"> a </w:t>
-      </w:r>
-      <w:proofErr w:type="spellStart"/>
-      <w:r>
-        <w:t>megjelenést</w:t>
-      </w:r>
-      <w:proofErr w:type="spellEnd"/>
-      <w:r>
-        <w:t>.</w:t>
+        <w:t>A Bootstrap img-fluid, object-fit: cover és a kártyákra alkalmazott h-100 flexbox osztályok használatával egységesítettuk a megjelenést.</w:t>
       </w:r>
     </w:p>
-    <w:p>
-      <w:r>
-        <w:br w:type="page"/>
-      </w:r>
-    </w:p>
-    <w:p/>
     <w:p>
       <w:pPr>
         <w:pStyle w:val="Cmsor2"/>
@@ -639,7 +548,65 @@
         <w:t xml:space="preserve">Megoldás: </w:t>
       </w:r>
       <w:r>
-        <w:t>Szigorúan elkülönítettük a feladatköröket és mappákat (weboldal/ vs. prezentacio/), valamint a módosítások feltöltése előtt mindig kiadtuk a git pull parancsot.</w:t>
+        <w:t xml:space="preserve">Szigorúan elkülönítettük a feladatköröket és mappákat (weboldal/ vs. prezentacio/), valamint a módosítások feltöltése előtt mindig kiadtuk a git </w:t>
+      </w:r>
+      <w:proofErr w:type="gramStart"/>
+      <w:r>
+        <w:t>pull</w:t>
+      </w:r>
+      <w:proofErr w:type="gramEnd"/>
+      <w:r>
+        <w:t xml:space="preserve"> parancsot.</w:t>
+      </w:r>
+    </w:p>
+    <w:p>
+      <w:pPr>
+        <w:pStyle w:val="Cmsor2"/>
+        <w:spacing w:before="280" w:after="120"/>
+      </w:pPr>
+      <w:r>
+        <w:rPr>
+          <w:color w:val="2E7D32"/>
+        </w:rPr>
+        <w:t>4</w:t>
+      </w:r>
+      <w:r>
+        <w:rPr>
+          <w:color w:val="2E7D32"/>
+        </w:rPr>
+        <w:t xml:space="preserve">. Probléma: </w:t>
+      </w:r>
+      <w:r>
+        <w:rPr>
+          <w:color w:val="2E7D32"/>
+        </w:rPr>
+        <w:t>Videóvágás során a hang elcsúszása</w:t>
+      </w:r>
+    </w:p>
+    <w:p>
+      <w:r>
+        <w:rPr>
+          <w:b/>
+        </w:rPr>
+        <w:t xml:space="preserve">Jelenség: </w:t>
+      </w:r>
+      <w:r>
+        <w:t>A jelenetek vágása és átrendezése során a hang és a videósáv elcsúszott egymástól, ami zavaros és széttagolt végeredményt hozott létre</w:t>
+      </w:r>
+      <w:r>
+        <w:t>.</w:t>
+      </w:r>
+      <w:r>
+        <w:br/>
+      </w:r>
+      <w:r>
+        <w:rPr>
+          <w:b/>
+        </w:rPr>
+        <w:t xml:space="preserve">Megoldás: </w:t>
+      </w:r>
+      <w:r>
+        <w:t>A videó és a hangsávot csoportosítottam (Group / Link gomb használatával), így a vágások és mozgatások során a két sáv szinkronban maradt, és nem tudott elmozdulni egymáshoz képest.</w:t>
       </w:r>
     </w:p>
     <w:p>
@@ -659,175 +626,26 @@
         <w:pStyle w:val="Cmsor2"/>
         <w:spacing w:before="280" w:after="120"/>
       </w:pPr>
-      <w:proofErr w:type="spellStart"/>
       <w:r>
         <w:rPr>
           <w:color w:val="2E7D32"/>
         </w:rPr>
-        <w:t>Szlifka</w:t>
-      </w:r>
-      <w:proofErr w:type="spellEnd"/>
-      <w:r>
-        <w:rPr>
-          <w:color w:val="2E7D32"/>
-        </w:rPr>
-        <w:t xml:space="preserve"> Szilveszter Önértékelése:</w:t>
+        <w:t>Szlifka Szilveszter Önértékelése:</w:t>
       </w:r>
     </w:p>
     <w:p>
       <w:r>
-        <w:t xml:space="preserve">A </w:t>
-      </w:r>
-      <w:proofErr w:type="spellStart"/>
-      <w:r>
-        <w:t>projekt</w:t>
-      </w:r>
-      <w:proofErr w:type="spellEnd"/>
-      <w:r>
-        <w:t xml:space="preserve"> </w:t>
-      </w:r>
-      <w:proofErr w:type="spellStart"/>
-      <w:r>
-        <w:t>során</w:t>
-      </w:r>
-      <w:proofErr w:type="spellEnd"/>
-      <w:r>
-        <w:t xml:space="preserve"> a </w:t>
-      </w:r>
-      <w:proofErr w:type="spellStart"/>
-      <w:r>
-        <w:t>projektgazdai</w:t>
-      </w:r>
-      <w:proofErr w:type="spellEnd"/>
-      <w:r>
-        <w:t xml:space="preserve"> és frontend fejlesztői feladatokat láttam el. A legnagyobb szakmai előrelépést a Bootstrap 5 keretrendszer mélyebb megértése és a tiszta, különválasztott CSS kódolás jelentette számomra. Megtanultam, hogyan lehet egy webes felületet kifejezetten nyomtatási (A4 PDF) formátumra optimalizálni @page szabályok segítségével.</w:t>
+        <w:t>A projekt során a projektgazdai és frontend fejlesztői feladatokat láttam el. A legnagyobb szakmai előrelépést a Bootstrap 5 keretrendszer mélyebb megértése és a tiszta, különválasztott CSS kódolás jelentette számomra. Megtanultam, hogyan lehet egy webes felületet kifejezetten nyomtatási (A4 PDF) formátumra optimalizálni @page szabályok segítségével.</w:t>
       </w:r>
       <w:r>
         <w:br/>
-        <w:t xml:space="preserve">A </w:t>
+        <w:t xml:space="preserve">A csoportmunka során hatékonyan tudtunk együttműködni </w:t>
       </w:r>
-      <w:proofErr w:type="spellStart"/>
-      <w:r>
-        <w:t>csoportmunka</w:t>
-      </w:r>
-      <w:proofErr w:type="spellEnd"/>
-      <w:r>
-        <w:t xml:space="preserve"> </w:t>
-      </w:r>
-      <w:proofErr w:type="spellStart"/>
-      <w:r>
-        <w:t>során</w:t>
-      </w:r>
-      <w:proofErr w:type="spellEnd"/>
-      <w:r>
-        <w:t xml:space="preserve"> </w:t>
-      </w:r>
-      <w:proofErr w:type="spellStart"/>
-      <w:r>
-        <w:t>hatékonyan</w:t>
-      </w:r>
-      <w:proofErr w:type="spellEnd"/>
-      <w:r>
-        <w:t xml:space="preserve"> </w:t>
-      </w:r>
-      <w:proofErr w:type="spellStart"/>
-      <w:r>
-        <w:t>tudtunk</w:t>
-      </w:r>
-      <w:proofErr w:type="spellEnd"/>
-      <w:r>
-        <w:t xml:space="preserve"> </w:t>
-      </w:r>
-      <w:proofErr w:type="spellStart"/>
-      <w:r>
-        <w:t>együttműködni</w:t>
-      </w:r>
-      <w:proofErr w:type="spellEnd"/>
-      <w:r>
-        <w:t xml:space="preserve"> </w:t>
-      </w:r>
-      <w:proofErr w:type="spellStart"/>
       <w:r>
         <w:t>Dávidda</w:t>
       </w:r>
       <w:r>
-        <w:t>l</w:t>
-      </w:r>
-      <w:proofErr w:type="spellEnd"/>
-      <w:r>
-        <w:t xml:space="preserve">: a </w:t>
-      </w:r>
-      <w:proofErr w:type="spellStart"/>
-      <w:r>
-        <w:t>feladatok</w:t>
-      </w:r>
-      <w:proofErr w:type="spellEnd"/>
-      <w:r>
-        <w:t xml:space="preserve"> </w:t>
-      </w:r>
-      <w:proofErr w:type="spellStart"/>
-      <w:r>
-        <w:t>megosztása</w:t>
-      </w:r>
-      <w:proofErr w:type="spellEnd"/>
-      <w:r>
-        <w:t xml:space="preserve"> </w:t>
-      </w:r>
-      <w:proofErr w:type="spellStart"/>
-      <w:r>
-        <w:t>után</w:t>
-      </w:r>
-      <w:proofErr w:type="spellEnd"/>
-      <w:r>
-        <w:t xml:space="preserve"> a Git verziókövetést használva zökkenőmentesen egyesítettük a munkánkat. Büszke vagyok a weboldal letisztult, reszponzív dizájnjára és a pontosan 6 oldalas kiadványra. A jövőben a weboldalt </w:t>
-      </w:r>
-      <w:proofErr w:type="spellStart"/>
-      <w:r>
-        <w:t>egy</w:t>
-      </w:r>
-      <w:proofErr w:type="spellEnd"/>
-      <w:r>
-        <w:t xml:space="preserve"> </w:t>
-      </w:r>
-      <w:proofErr w:type="spellStart"/>
-      <w:r>
-        <w:t>interaktív</w:t>
-      </w:r>
-      <w:proofErr w:type="spellEnd"/>
-      <w:r>
-        <w:t xml:space="preserve">, JavaScript </w:t>
-      </w:r>
-      <w:proofErr w:type="spellStart"/>
-      <w:r>
-        <w:t>alapú</w:t>
-      </w:r>
-      <w:proofErr w:type="spellEnd"/>
-      <w:r>
-        <w:t xml:space="preserve"> </w:t>
-      </w:r>
-      <w:proofErr w:type="spellStart"/>
-      <w:r>
-        <w:t>vízlábnyom-kalkulátorral</w:t>
-      </w:r>
-      <w:proofErr w:type="spellEnd"/>
-      <w:r>
-        <w:t xml:space="preserve"> </w:t>
-      </w:r>
-      <w:proofErr w:type="spellStart"/>
-      <w:r>
-        <w:t>bővíteném</w:t>
-      </w:r>
-      <w:proofErr w:type="spellEnd"/>
-      <w:r>
-        <w:t xml:space="preserve"> </w:t>
-      </w:r>
-      <w:proofErr w:type="spellStart"/>
-      <w:r>
-        <w:t>tovább</w:t>
-      </w:r>
-      <w:proofErr w:type="spellEnd"/>
-      <w:r>
-        <w:t>.</w:t>
+        <w:t>l: a feladatok megosztása után a Git verziókövetést használva zökkenőmentesen egyesítettük a munkánkat. Büszke vagyok a weboldal letisztult, reszponzív dizájnjára és a pontosan 6 oldalas kiadványra. A jövőben a weboldalt egy interaktív, JavaScript alapú vízlábnyom-kalkulátorral bővíteném tovább.</w:t>
       </w:r>
     </w:p>
     <w:p>
@@ -839,39 +657,48 @@
         <w:rPr>
           <w:color w:val="2E7D32"/>
         </w:rPr>
-        <w:t>[User 2 neve] Önértékelése (~fél oldal)</w:t>
+        <w:lastRenderedPageBreak/>
+        <w:t>Nagy Dávid Viktor</w:t>
+      </w:r>
+      <w:r>
+        <w:rPr>
+          <w:color w:val="2E7D32"/>
+        </w:rPr>
+        <w:t xml:space="preserve"> Önértékelése</w:t>
+      </w:r>
+      <w:r>
+        <w:rPr>
+          <w:color w:val="2E7D32"/>
+        </w:rPr>
+        <w:t>:</w:t>
       </w:r>
     </w:p>
     <w:p>
-      <w:proofErr w:type="spellStart"/>
+      <w:pPr>
+        <w:rPr>
+          <w:lang w:val="hu-HU"/>
+        </w:rPr>
+      </w:pPr>
       <w:r>
-        <w:t>Médiafelelősként</w:t>
+        <w:rPr>
+          <w:lang w:val="hu-HU"/>
+        </w:rPr>
+        <w:t>Médiafelelősként a prezentáció és az ismeretterjesztő bemutató videó elkészítése volt a fő feladatom. A prezentációnál kiemelt figyelmet fordítottam arra, hogy a vizsgakövetelményeknek megfelelően ne kész sablont használjak, hanem a PowerPoint Slide Master (Diaminta) felületén hozzak létre egyedi zöld-fehér arculatot, egységes betűtípusokat és animációkat.</w:t>
       </w:r>
-      <w:proofErr w:type="spellEnd"/>
       <w:r>
-        <w:t xml:space="preserve"> a </w:t>
-      </w:r>
-      <w:proofErr w:type="spellStart"/>
-      <w:r>
-        <w:t>prezentáció</w:t>
-      </w:r>
-      <w:proofErr w:type="spellEnd"/>
-      <w:r>
+        <w:rPr>
+          <w:lang w:val="hu-HU"/>
+        </w:rPr>
         <w:t xml:space="preserve"> </w:t>
       </w:r>
-      <w:proofErr w:type="spellStart"/>
       <w:r>
-        <w:t>és</w:t>
-      </w:r>
-      <w:proofErr w:type="spellEnd"/>
-      <w:r>
-        <w:t xml:space="preserve"> az ismeretterjesztő bemutató videó elkészítése volt a fő feladatom. A prezentációnál kiemelt figyelmet fordítottam arra, hogy a vizsgakövetelmény szerint ne kész sablont használjak, hanem a PowerPoint Slide Master (Diaminta) felületén hozzak létre egyedi zöld-fehér arculatot, egységes betűtípusokat és animációkat.</w:t>
-      </w:r>
-      <w:r>
-        <w:br/>
-        <w:t>A videóvágás és narráció során megtanultam a lényegretörő vizuális szemléltetést. A GitHub használata kezdetben kihívást jelentett, de a VS Code beépített Source Control felületével sikeresen teljesítettem a kötelező 3 önálló commitot. A közös munka megtanított a határidők betartására és a csapattárssal való folyamatos kommunikációra.</w:t>
+        <w:rPr>
+          <w:lang w:val="hu-HU"/>
+        </w:rPr>
+        <w:t>A videóvágás és a narráció során megtanultam a lényegretörő vizuális szemléltetést. A Sony Vegas Pro használatával elsajátítottam a videóvágás alapjait, és büszke vagyok arra, hogy sikerült egy letisztult, könnyen átlátható videót készítenem. A közös munka megtanított a határidők pontos betartására és a csapattárssal való folyamatos, hatékony kommunikációra.</w:t>
       </w:r>
     </w:p>
+    <w:p/>
     <w:sectPr>
       <w:pgSz w:w="12240" w:h="15840"/>
       <w:pgMar w:top="1440" w:right="1440" w:bottom="1440" w:left="1440" w:header="720" w:footer="720" w:gutter="0"/>
@@ -883,7 +710,7 @@
 </file>
 
 <file path=word/numbering.xml><?xml version="1.0" encoding="utf-8"?>
-<w:numbering xmlns:wpc="http://schemas.microsoft.com/office/word/2010/wordprocessingCanvas" xmlns:cx="http://schemas.microsoft.com/office/drawing/2014/chartex" xmlns:cx1="http://schemas.microsoft.com/office/drawing/2015/9/8/chartex" xmlns:cx2="http://schemas.microsoft.com/office/drawing/2015/10/21/chartex" xmlns:cx3="http://schemas.microsoft.com/office/drawing/2016/5/9/chartex" xmlns:cx4="http://schemas.microsoft.com/office/drawing/2016/5/10/chartex" xmlns:cx5="http://schemas.microsoft.com/office/drawing/2016/5/11/chartex" xmlns:cx6="http://schemas.microsoft.com/office/drawing/2016/5/12/chartex" xmlns:cx7="http://schemas.microsoft.com/office/drawing/2016/5/13/chartex" xmlns:cx8="http://schemas.microsoft.com/office/drawing/2016/5/14/chartex" xmlns:mc="http://schemas.openxmlformats.org/markup-compatibility/2006" xmlns:aink="http://schemas.microsoft.com/office/drawing/2016/ink" xmlns:am3d="http://schemas.microsoft.com/office/drawing/2017/model3d" xmlns:o="urn:schemas-microsoft-com:office:office" xmlns:oel="http://schemas.microsoft.com/office/2019/extlst" xmlns:r="http://schemas.openxmlformats.org/officeDocument/2006/relationships" xmlns:m="http://schemas.openxmlformats.org/officeDocument/2006/math" xmlns:v="urn:schemas-microsoft-com:vml" xmlns:wp14="http://schemas.microsoft.com/office/word/2010/wordprocessingDrawing" xmlns:wp="http://schemas.openxmlformats.org/drawingml/2006/wordprocessingDrawing" xmlns:w10="urn:schemas-microsoft-com:office:word" xmlns:w="http://schemas.openxmlformats.org/wordprocessingml/2006/main" xmlns:w14="http://schemas.microsoft.com/office/word/2010/wordml" xmlns:w15="http://schemas.microsoft.com/office/word/2012/wordml" xmlns:w16cex="http://schemas.microsoft.com/office/word/2018/wordml/cex" xmlns:w16cid="http://schemas.microsoft.com/office/word/2016/wordml/cid" xmlns:w16="http://schemas.microsoft.com/office/word/2018/wordml" xmlns:w16du="http://schemas.microsoft.com/office/word/2023/wordml/word16du" xmlns:w16sdtdh="http://schemas.microsoft.com/office/word/2020/wordml/sdtdatahash" xmlns:w16sdtfl="http://schemas.microsoft.com/office/word/2024/wordml/sdtformatlock" xmlns:w16se="http://schemas.microsoft.com/office/word/2015/wordml/symex" xmlns:wpg="http://schemas.microsoft.com/office/word/2010/wordprocessingGroup" xmlns:wpi="http://schemas.microsoft.com/office/word/2010/wordprocessingInk" xmlns:wne="http://schemas.microsoft.com/office/word/2006/wordml" xmlns:wps="http://schemas.microsoft.com/office/word/2010/wordprocessingShape" mc:Ignorable="w14 w15 w16se w16cid w16 w16cex w16sdtdh w16sdtfl w16du wp14">
+<w:numbering xmlns:wpc="http://schemas.microsoft.com/office/word/2010/wordprocessingCanvas" xmlns:cx="http://schemas.microsoft.com/office/drawing/2014/chartex" xmlns:cx1="http://schemas.microsoft.com/office/drawing/2015/9/8/chartex" xmlns:cx2="http://schemas.microsoft.com/office/drawing/2015/10/21/chartex" xmlns:cx3="http://schemas.microsoft.com/office/drawing/2016/5/9/chartex" xmlns:cx4="http://schemas.microsoft.com/office/drawing/2016/5/10/chartex" xmlns:cx5="http://schemas.microsoft.com/office/drawing/2016/5/11/chartex" xmlns:cx6="http://schemas.microsoft.com/office/drawing/2016/5/12/chartex" xmlns:cx7="http://schemas.microsoft.com/office/drawing/2016/5/13/chartex" xmlns:cx8="http://schemas.microsoft.com/office/drawing/2016/5/14/chartex" xmlns:mc="http://schemas.openxmlformats.org/markup-compatibility/2006" xmlns:aink="http://schemas.microsoft.com/office/drawing/2016/ink" xmlns:am3d="http://schemas.microsoft.com/office/drawing/2017/model3d" xmlns:o="urn:schemas-microsoft-com:office:office" xmlns:oel="http://schemas.microsoft.com/office/2019/extlst" xmlns:r="http://schemas.openxmlformats.org/officeDocument/2006/relationships" xmlns:m="http://schemas.openxmlformats.org/officeDocument/2006/math" xmlns:v="urn:schemas-microsoft-com:vml" xmlns:wp14="http://schemas.microsoft.com/office/word/2010/wordprocessingDrawing" xmlns:wp="http://schemas.openxmlformats.org/drawingml/2006/wordprocessingDrawing" xmlns:w10="urn:schemas-microsoft-com:office:word" xmlns:w="http://schemas.openxmlformats.org/wordprocessingml/2006/main" xmlns:w14="http://schemas.microsoft.com/office/word/2010/wordml" xmlns:w15="http://schemas.microsoft.com/office/word/2012/wordml" xmlns:w16cei="http://schemas.microsoft.com/office/word/2026/wordml/cei" xmlns:w16cex="http://schemas.microsoft.com/office/word/2018/wordml/cex" xmlns:w16cid="http://schemas.microsoft.com/office/word/2016/wordml/cid" xmlns:w16="http://schemas.microsoft.com/office/word/2018/wordml" xmlns:w16du="http://schemas.microsoft.com/office/word/2023/wordml/word16du" xmlns:w16sdtdh="http://schemas.microsoft.com/office/word/2020/wordml/sdtdatahash" xmlns:w16sdtfl="http://schemas.microsoft.com/office/word/2024/wordml/sdtformatlock" xmlns:w16se="http://schemas.microsoft.com/office/word/2015/wordml/symex" xmlns:wpg="http://schemas.microsoft.com/office/word/2010/wordprocessingGroup" xmlns:wpi="http://schemas.microsoft.com/office/word/2010/wordprocessingInk" xmlns:wne="http://schemas.microsoft.com/office/word/2006/wordml" xmlns:wps="http://schemas.microsoft.com/office/word/2010/wordprocessingShape" mc:Ignorable="w14 w15 w16se w16cid w16 w16cex w16sdtdh w16sdtfl w16du wp14">
   <w:abstractNum w:abstractNumId="0" w15:restartNumberingAfterBreak="0">
     <w:nsid w:val="FFFFFF7C"/>
     <w:multiLevelType w:val="singleLevel"/>
@@ -1688,7 +1515,6 @@
   <w:style w:type="character" w:default="1" w:styleId="Bekezdsalapbettpusa">
     <w:name w:val="Default Paragraph Font"/>
     <w:uiPriority w:val="1"/>
-    <w:semiHidden/>
     <w:unhideWhenUsed/>
   </w:style>
   <w:style w:type="table" w:default="1" w:styleId="Normltblzat">
